--- a/tenders/UA-2026-10-12-007152-a/Запит_Південкабель_ВЕК_ААШв-10_3х120.docx
+++ b/tenders/UA-2026-10-12-007152-a/Запит_Південкабель_ВЕК_ААШв-10_3х120.docx
@@ -137,7 +137,7 @@
           <w:b w:val="0"/>
           <w:i w:val="0"/>
         </w:rPr>
-        <w:t>ПрАТ «Завод «Південкабель»</w:t>
+        <w:t>ПАТ «Завод «Південкабель» (код ЄДРПОУ 00214534)</w:t>
       </w:r>
     </w:p>
     <w:p>
@@ -151,7 +151,7 @@
           <w:b w:val="0"/>
           <w:i w:val="0"/>
         </w:rPr>
-        <w:t>м. Харків</w:t>
+        <w:t>61099, м. Харків, вул. Автогенна, 7; e-mail: market@yuzhcable.com.ua</w:t>
       </w:r>
     </w:p>
     <w:p>
@@ -217,7 +217,7 @@
           <w:b w:val="0"/>
           <w:i w:val="0"/>
         </w:rPr>
-        <w:t>1. Можливість поставки кабелю ААШв-10 3х120 загальною довжиною 150 м ОДНИМ суцільним відрізком, з роком виготовлення не раніше 2023 року (наявність на складі або строк виготовлення).</w:t>
+        <w:t>1. Можливість поставки кабелю ААШв 3x120-10 за ТУ У 27.3-00214534-091:2017 (жила алюмінієва багатопроволочна ущільнена) загальною довжиною 150 м ОДНИМ суцільним відрізком, з роком виготовлення не раніше 2023 року (наявність на складі або строк виготовлення).</w:t>
       </w:r>
     </w:p>
     <w:p>
@@ -231,7 +231,7 @@
           <w:b w:val="0"/>
           <w:i w:val="0"/>
         </w:rPr>
-        <w:t>2. Конструкцію струмопровідних жил: однопроволочна (монолітна, «ож») чи багатопроволочна («ом»), а також форму жил (секторна / сегментна). Просимо повідомити, чи можливе виготовлення в обох варіантах.</w:t>
+        <w:t>2. Форму струмопровідних жил (секторна / сегментна) і клас жили за ДСТУ EN 60228 для ААШв 3x120-10. Також просимо повідомити ціну і строк виготовлення варіанта ААШв 3x120(ож)-10 (однопроволочна жила) — на випадок, якщо замовник вимагатиме монолітну жилу.</w:t>
       </w:r>
     </w:p>
     <w:p>
@@ -245,7 +245,7 @@
           <w:b w:val="0"/>
           <w:i w:val="0"/>
         </w:rPr>
-        <w:t>3. Відповідність жил ДСТУ EN 60228 (клас жили), номінальну напругу 10 кВ, частоту 50 Гц, ізоляцію з просоченого паперу, нормативний документ на виготовлення (ГОСТ 18410 / ТУ У).</w:t>
+        <w:t>3. Номінальну напругу 10 кВ, частоту 50 Гц, ізоляцію з просоченого паперу, відповідність жил ДСТУ EN 60228 — для зазначення в листі-підтвердженні.</w:t>
       </w:r>
     </w:p>
     <w:p>
@@ -273,7 +273,7 @@
           <w:b w:val="0"/>
           <w:i w:val="0"/>
         </w:rPr>
-        <w:t>5. Можливість поставки на барабані № 16 з кінцями кабелю, закритими термоусадковими капами.</w:t>
+        <w:t>5. Можливість поставки на барабані № 16 (у формулярі — № 18 на 500 м) з кінцями кабелю, закритими термоусадковими капами.</w:t>
       </w:r>
     </w:p>
     <w:p>
